--- a/06_산출물_문서/2계층_절차서/QP-817_최종검사_출시관리.docx
+++ b/06_산출물_문서/2계층_절차서/QP-817_최종검사_출시관리.docx
@@ -270,11 +270,11 @@
     </w:p>
     <w:tbl>
       <w:tblPr>
-        <w:tblW w:w="8788" w:type="dxa"/>
         <w:tblCellMar>
           <w:left w:w="108" w:type="dxa"/>
           <w:right w:w="108" w:type="dxa"/>
         </w:tblCellMar>
+        <w:tblW w:w="8788" w:type="dxa"/>
         <w:tblBorders>
           <w:top w:val="single" w:sz="4" w:color="2E74B5" w:space="0"/>
           <w:left w:val="single" w:sz="4" w:color="2E74B5" w:space="0"/>
@@ -294,13 +294,13 @@
         <w:tc>
           <w:tcPr>
             <w:tcW w:w="1500" w:type="dxa"/>
-            <w:shd w:val="clear" w:color="auto" w:fill="D9D9D9"/>
             <w:tcMar>
               <w:top w:w="60" w:type="dxa"/>
               <w:left w:w="120" w:type="dxa"/>
               <w:bottom w:w="60" w:type="dxa"/>
               <w:right w:w="120" w:type="dxa"/>
             </w:tcMar>
+            <w:shd w:val="clear" w:color="auto" w:fill="DEEAF1"/>
           </w:tcPr>
           <w:p>
             <w:pPr>
@@ -320,13 +320,13 @@
         <w:tc>
           <w:tcPr>
             <w:tcW w:w="2800" w:type="dxa"/>
-            <w:shd w:val="clear" w:color="auto" w:fill="D9D9D9"/>
             <w:tcMar>
               <w:top w:w="60" w:type="dxa"/>
               <w:left w:w="120" w:type="dxa"/>
               <w:bottom w:w="60" w:type="dxa"/>
               <w:right w:w="120" w:type="dxa"/>
             </w:tcMar>
+            <w:shd w:val="clear" w:color="auto" w:fill="DEEAF1"/>
           </w:tcPr>
           <w:p>
             <w:pPr>
@@ -346,13 +346,13 @@
         <w:tc>
           <w:tcPr>
             <w:tcW w:w="2000" w:type="dxa"/>
-            <w:shd w:val="clear" w:color="auto" w:fill="D9D9D9"/>
             <w:tcMar>
               <w:top w:w="60" w:type="dxa"/>
               <w:left w:w="120" w:type="dxa"/>
               <w:bottom w:w="60" w:type="dxa"/>
               <w:right w:w="120" w:type="dxa"/>
             </w:tcMar>
+            <w:shd w:val="clear" w:color="auto" w:fill="DEEAF1"/>
           </w:tcPr>
           <w:p>
             <w:pPr>
@@ -372,13 +372,13 @@
         <w:tc>
           <w:tcPr>
             <w:tcW w:w="2488" w:type="dxa"/>
-            <w:shd w:val="clear" w:color="auto" w:fill="D9D9D9"/>
             <w:tcMar>
               <w:top w:w="60" w:type="dxa"/>
               <w:left w:w="120" w:type="dxa"/>
               <w:bottom w:w="60" w:type="dxa"/>
               <w:right w:w="120" w:type="dxa"/>
             </w:tcMar>
+            <w:shd w:val="clear" w:color="auto" w:fill="DEEAF1"/>
           </w:tcPr>
           <w:p>
             <w:pPr>
@@ -1158,7 +1158,7 @@
         </w:trPr>
         <w:tc>
           <w:tcPr>
-            <w:tcW w:w="2460" w:type="dxa"/>
+            <w:tcW w:w="2138" w:type="dxa"/>
             <w:tcMar>
               <w:top w:w="60" w:type="dxa"/>
               <w:left w:w="120" w:type="dxa"/>
@@ -1179,7 +1179,7 @@
         </w:tc>
         <w:tc>
           <w:tcPr>
-            <w:tcW w:w="6328" w:type="dxa"/>
+            <w:tcW w:w="6650" w:type="dxa"/>
             <w:tcMar>
               <w:top w:w="60" w:type="dxa"/>
               <w:left w:w="120" w:type="dxa"/>
@@ -1201,9 +1201,7 @@
       </w:tr>
       <w:tr>
         <w:tc>
-          <w:tcPr>
-            <w:tcW w:w="2460" w:type="dxa"/>
-          </w:tcPr>
+          <w:tcPr/>
           <w:p>
             <w:pPr>
               <w:pStyle w:val="Compact"/>
@@ -1215,7 +1213,7 @@
         </w:tc>
         <w:tc>
           <w:tcPr>
-            <w:tcW w:w="6328" w:type="dxa"/>
+            <w:tcW w:w="6650" w:type="dxa"/>
             <w:tcMar>
               <w:top w:w="60" w:type="dxa"/>
               <w:left w:w="120" w:type="dxa"/>
@@ -1248,6 +1246,7 @@
         </w:tc>
         <w:tc>
           <w:tcPr>
+            <w:tcW w:w="6650" w:type="dxa"/>
             <w:tcMar>
               <w:top w:w="60" w:type="dxa"/>
               <w:left w:w="120" w:type="dxa"/>
@@ -1279,9 +1278,7 @@
           </w:p>
         </w:tc>
         <w:tc>
-          <w:tcPr>
-            <w:tcW w:w="6328" w:type="dxa"/>
-          </w:tcPr>
+          <w:tcPr/>
           <w:p>
             <w:pPr>
               <w:pStyle w:val="Compact"/>
@@ -1294,8 +1291,19 @@
       </w:tr>
       <w:tr>
         <w:tc>
-          <w:tcPr>
-            <w:tcW w:w="2460" w:type="dxa"/>
+          <w:tcPr/>
+          <w:p>
+            <w:pPr>
+              <w:pStyle w:val="Compact"/>
+            </w:pPr>
+            <w:r>
+              <w:t xml:space="preserve">특별 인도</w:t>
+            </w:r>
+          </w:p>
+        </w:tc>
+        <w:tc>
+          <w:tcPr>
+            <w:tcW w:w="6650" w:type="dxa"/>
             <w:tcMar>
               <w:top w:w="60" w:type="dxa"/>
               <w:left w:w="120" w:type="dxa"/>
@@ -1309,17 +1317,6 @@
               <w:wordWrap w:val="1"/>
             </w:pPr>
             <w:r>
-              <w:t xml:space="preserve">특별 인도</w:t>
-            </w:r>
-          </w:p>
-        </w:tc>
-        <w:tc>
-          <w:tcPr/>
-          <w:p>
-            <w:pPr>
-              <w:pStyle w:val="Compact"/>
-            </w:pPr>
-            <w:r>
               <w:t xml:space="preserve">고객 긴급 요청 등 특채(Concession)로 출하하는 제품</w:t>
             </w:r>
           </w:p>
@@ -1327,18 +1324,10 @@
       </w:tr>
       <w:tr>
         <w:tc>
-          <w:tcPr>
-            <w:tcMar>
-              <w:top w:w="60" w:type="dxa"/>
-              <w:left w:w="120" w:type="dxa"/>
-              <w:bottom w:w="60" w:type="dxa"/>
-              <w:right w:w="120" w:type="dxa"/>
-            </w:tcMar>
-          </w:tcPr>
-          <w:p>
-            <w:pPr>
-              <w:pStyle w:val="Compact"/>
-              <w:wordWrap w:val="1"/>
+          <w:tcPr/>
+          <w:p>
+            <w:pPr>
+              <w:pStyle w:val="Compact"/>
             </w:pPr>
             <w:r>
               <w:t xml:space="preserve">외주가공 반입</w:t>
@@ -1346,18 +1335,10 @@
           </w:p>
         </w:tc>
         <w:tc>
-          <w:tcPr>
-            <w:tcMar>
-              <w:top w:w="60" w:type="dxa"/>
-              <w:left w:w="120" w:type="dxa"/>
-              <w:bottom w:w="60" w:type="dxa"/>
-              <w:right w:w="120" w:type="dxa"/>
-            </w:tcMar>
-          </w:tcPr>
-          <w:p>
-            <w:pPr>
-              <w:pStyle w:val="Compact"/>
-              <w:wordWrap w:val="1"/>
+          <w:tcPr/>
+          <w:p>
+            <w:pPr>
+              <w:pStyle w:val="Compact"/>
             </w:pPr>
             <w:r>
               <w:t xml:space="preserve">외주 처리 후 반입된 제품의 최종 확인</w:t>
@@ -1400,7 +1381,7 @@
         </w:trPr>
         <w:tc>
           <w:tcPr>
-            <w:tcW w:w="2460" w:type="dxa"/>
+            <w:tcW w:w="3000" w:type="dxa"/>
             <w:tcMar>
               <w:top w:w="60" w:type="dxa"/>
               <w:left w:w="120" w:type="dxa"/>
@@ -1421,7 +1402,7 @@
         </w:tc>
         <w:tc>
           <w:tcPr>
-            <w:tcW w:w="6328" w:type="dxa"/>
+            <w:tcW w:w="5788" w:type="dxa"/>
             <w:tcMar>
               <w:top w:w="60" w:type="dxa"/>
               <w:left w:w="120" w:type="dxa"/>
@@ -1443,9 +1424,7 @@
       </w:tr>
       <w:tr>
         <w:tc>
-          <w:tcPr>
-            <w:tcW w:w="2460" w:type="dxa"/>
-          </w:tcPr>
+          <w:tcPr/>
           <w:p>
             <w:pPr>
               <w:pStyle w:val="Compact"/>
@@ -1457,7 +1436,7 @@
         </w:tc>
         <w:tc>
           <w:tcPr>
-            <w:tcW w:w="6328" w:type="dxa"/>
+            <w:tcW w:w="5788" w:type="dxa"/>
             <w:tcMar>
               <w:top w:w="60" w:type="dxa"/>
               <w:left w:w="120" w:type="dxa"/>
@@ -1490,6 +1469,7 @@
         </w:tc>
         <w:tc>
           <w:tcPr>
+            <w:tcW w:w="5788" w:type="dxa"/>
             <w:tcMar>
               <w:top w:w="60" w:type="dxa"/>
               <w:left w:w="120" w:type="dxa"/>
@@ -1521,9 +1501,7 @@
           </w:p>
         </w:tc>
         <w:tc>
-          <w:tcPr>
-            <w:tcW w:w="6328" w:type="dxa"/>
-          </w:tcPr>
+          <w:tcPr/>
           <w:p>
             <w:pPr>
               <w:pStyle w:val="Compact"/>
@@ -1536,8 +1514,19 @@
       </w:tr>
       <w:tr>
         <w:tc>
-          <w:tcPr>
-            <w:tcW w:w="2460" w:type="dxa"/>
+          <w:tcPr/>
+          <w:p>
+            <w:pPr>
+              <w:pStyle w:val="Compact"/>
+            </w:pPr>
+            <w:r>
+              <w:t xml:space="preserve">QM.02.04.04 Rev.05</w:t>
+            </w:r>
+          </w:p>
+        </w:tc>
+        <w:tc>
+          <w:tcPr>
+            <w:tcW w:w="5788" w:type="dxa"/>
             <w:tcMar>
               <w:top w:w="60" w:type="dxa"/>
               <w:left w:w="120" w:type="dxa"/>
@@ -1551,17 +1540,6 @@
               <w:wordWrap w:val="1"/>
             </w:pPr>
             <w:r>
-              <w:t xml:space="preserve">QM.02.04.04 Rev.05</w:t>
-            </w:r>
-          </w:p>
-        </w:tc>
-        <w:tc>
-          <w:tcPr/>
-          <w:p>
-            <w:pPr>
-              <w:pStyle w:val="Compact"/>
-            </w:pPr>
-            <w:r>
               <w:t xml:space="preserve">기존 OQC 검사 절차서 (본 절차서의 기반 문서)</w:t>
             </w:r>
           </w:p>
@@ -1617,18 +1595,10 @@
       </w:tr>
       <w:tr>
         <w:tc>
-          <w:tcPr>
-            <w:tcMar>
-              <w:top w:w="60" w:type="dxa"/>
-              <w:left w:w="120" w:type="dxa"/>
-              <w:bottom w:w="60" w:type="dxa"/>
-              <w:right w:w="120" w:type="dxa"/>
-            </w:tcMar>
-          </w:tcPr>
-          <w:p>
-            <w:pPr>
-              <w:pStyle w:val="Compact"/>
-              <w:wordWrap w:val="1"/>
+          <w:tcPr/>
+          <w:p>
+            <w:pPr>
+              <w:pStyle w:val="Compact"/>
             </w:pPr>
             <w:r>
               <w:t xml:space="preserve">고객별 검사 규격</w:t>
@@ -1636,18 +1606,10 @@
           </w:p>
         </w:tc>
         <w:tc>
-          <w:tcPr>
-            <w:tcMar>
-              <w:top w:w="60" w:type="dxa"/>
-              <w:left w:w="120" w:type="dxa"/>
-              <w:bottom w:w="60" w:type="dxa"/>
-              <w:right w:w="120" w:type="dxa"/>
-            </w:tcMar>
-          </w:tcPr>
-          <w:p>
-            <w:pPr>
-              <w:pStyle w:val="Compact"/>
-              <w:wordWrap w:val="1"/>
+          <w:tcPr/>
+          <w:p>
+            <w:pPr>
+              <w:pStyle w:val="Compact"/>
             </w:pPr>
             <w:r>
               <w:t xml:space="preserve">고객 도면, 사양서, 검사 기준서</w:t>
@@ -1691,7 +1653,7 @@
         </w:trPr>
         <w:tc>
           <w:tcPr>
-            <w:tcW w:w="2460" w:type="dxa"/>
+            <w:tcW w:w="2736" w:type="dxa"/>
             <w:tcMar>
               <w:top w:w="60" w:type="dxa"/>
               <w:left w:w="120" w:type="dxa"/>
@@ -1712,7 +1674,7 @@
         </w:tc>
         <w:tc>
           <w:tcPr>
-            <w:tcW w:w="6328" w:type="dxa"/>
+            <w:tcW w:w="6052" w:type="dxa"/>
             <w:tcMar>
               <w:top w:w="60" w:type="dxa"/>
               <w:left w:w="120" w:type="dxa"/>
@@ -1734,9 +1696,7 @@
       </w:tr>
       <w:tr>
         <w:tc>
-          <w:tcPr>
-            <w:tcW w:w="2460" w:type="dxa"/>
-          </w:tcPr>
+          <w:tcPr/>
           <w:p>
             <w:pPr>
               <w:pStyle w:val="Compact"/>
@@ -1748,7 +1708,7 @@
         </w:tc>
         <w:tc>
           <w:tcPr>
-            <w:tcW w:w="6328" w:type="dxa"/>
+            <w:tcW w:w="6052" w:type="dxa"/>
             <w:tcMar>
               <w:top w:w="60" w:type="dxa"/>
               <w:left w:w="120" w:type="dxa"/>
@@ -1781,6 +1741,7 @@
         </w:tc>
         <w:tc>
           <w:tcPr>
+            <w:tcW w:w="6052" w:type="dxa"/>
             <w:tcMar>
               <w:top w:w="60" w:type="dxa"/>
               <w:left w:w="120" w:type="dxa"/>
@@ -1812,9 +1773,7 @@
           </w:p>
         </w:tc>
         <w:tc>
-          <w:tcPr>
-            <w:tcW w:w="6328" w:type="dxa"/>
-          </w:tcPr>
+          <w:tcPr/>
           <w:p>
             <w:pPr>
               <w:pStyle w:val="Compact"/>
@@ -1827,8 +1786,19 @@
       </w:tr>
       <w:tr>
         <w:tc>
-          <w:tcPr>
-            <w:tcW w:w="2460" w:type="dxa"/>
+          <w:tcPr/>
+          <w:p>
+            <w:pPr>
+              <w:pStyle w:val="Compact"/>
+            </w:pPr>
+            <w:r>
+              <w:t xml:space="preserve">PASS 스탬프</w:t>
+            </w:r>
+          </w:p>
+        </w:tc>
+        <w:tc>
+          <w:tcPr>
+            <w:tcW w:w="6052" w:type="dxa"/>
             <w:tcMar>
               <w:top w:w="60" w:type="dxa"/>
               <w:left w:w="120" w:type="dxa"/>
@@ -1842,17 +1812,6 @@
               <w:wordWrap w:val="1"/>
             </w:pPr>
             <w:r>
-              <w:t xml:space="preserve">PASS 스탬프</w:t>
-            </w:r>
-          </w:p>
-        </w:tc>
-        <w:tc>
-          <w:tcPr/>
-          <w:p>
-            <w:pPr>
-              <w:pStyle w:val="Compact"/>
-            </w:pPr>
-            <w:r>
               <w:t xml:space="preserve">최종검사 합격 표시 (녹색)</w:t>
             </w:r>
           </w:p>
@@ -1980,18 +1939,10 @@
       </w:tr>
       <w:tr>
         <w:tc>
-          <w:tcPr>
-            <w:tcMar>
-              <w:top w:w="60" w:type="dxa"/>
-              <w:left w:w="120" w:type="dxa"/>
-              <w:bottom w:w="60" w:type="dxa"/>
-              <w:right w:w="120" w:type="dxa"/>
-            </w:tcMar>
-          </w:tcPr>
-          <w:p>
-            <w:pPr>
-              <w:pStyle w:val="Compact"/>
-              <w:wordWrap w:val="1"/>
+          <w:tcPr/>
+          <w:p>
+            <w:pPr>
+              <w:pStyle w:val="Compact"/>
             </w:pPr>
             <w:r>
               <w:t xml:space="preserve">CoC</w:t>
@@ -1999,18 +1950,10 @@
           </w:p>
         </w:tc>
         <w:tc>
-          <w:tcPr>
-            <w:tcMar>
-              <w:top w:w="60" w:type="dxa"/>
-              <w:left w:w="120" w:type="dxa"/>
-              <w:bottom w:w="60" w:type="dxa"/>
-              <w:right w:w="120" w:type="dxa"/>
-            </w:tcMar>
-          </w:tcPr>
-          <w:p>
-            <w:pPr>
-              <w:pStyle w:val="Compact"/>
-              <w:wordWrap w:val="1"/>
+          <w:tcPr/>
+          <w:p>
+            <w:pPr>
+              <w:pStyle w:val="Compact"/>
             </w:pPr>
             <w:r>
               <w:t xml:space="preserve">Certificate of Conformance, 적합성 인증서</w:t>
@@ -2054,7 +1997,7 @@
         </w:trPr>
         <w:tc>
           <w:tcPr>
-            <w:tcW w:w="2460" w:type="dxa"/>
+            <w:tcW w:w="2722" w:type="dxa"/>
             <w:tcMar>
               <w:top w:w="60" w:type="dxa"/>
               <w:left w:w="120" w:type="dxa"/>
@@ -2075,7 +2018,7 @@
         </w:tc>
         <w:tc>
           <w:tcPr>
-            <w:tcW w:w="6328" w:type="dxa"/>
+            <w:tcW w:w="6066" w:type="dxa"/>
             <w:tcMar>
               <w:top w:w="60" w:type="dxa"/>
               <w:left w:w="120" w:type="dxa"/>
@@ -2097,9 +2040,7 @@
       </w:tr>
       <w:tr>
         <w:tc>
-          <w:tcPr>
-            <w:tcW w:w="2460" w:type="dxa"/>
-          </w:tcPr>
+          <w:tcPr/>
           <w:p>
             <w:pPr>
               <w:pStyle w:val="Compact"/>
@@ -2115,7 +2056,7 @@
         </w:tc>
         <w:tc>
           <w:tcPr>
-            <w:tcW w:w="6328" w:type="dxa"/>
+            <w:tcW w:w="6066" w:type="dxa"/>
             <w:tcMar>
               <w:top w:w="60" w:type="dxa"/>
               <w:left w:w="120" w:type="dxa"/>
@@ -2152,6 +2093,7 @@
         </w:tc>
         <w:tc>
           <w:tcPr>
+            <w:tcW w:w="6066" w:type="dxa"/>
             <w:tcMar>
               <w:top w:w="60" w:type="dxa"/>
               <w:left w:w="120" w:type="dxa"/>
@@ -2187,9 +2129,7 @@
           </w:p>
         </w:tc>
         <w:tc>
-          <w:tcPr>
-            <w:tcW w:w="6328" w:type="dxa"/>
-          </w:tcPr>
+          <w:tcPr/>
           <w:p>
             <w:pPr>
               <w:pStyle w:val="Compact"/>
@@ -2202,8 +2142,23 @@
       </w:tr>
       <w:tr>
         <w:tc>
-          <w:tcPr>
-            <w:tcW w:w="2460" w:type="dxa"/>
+          <w:tcPr/>
+          <w:p>
+            <w:pPr>
+              <w:pStyle w:val="Compact"/>
+            </w:pPr>
+            <w:r>
+              <w:rPr>
+                <w:b/>
+                <w:bCs/>
+              </w:rPr>
+              <w:t xml:space="preserve">생산팀</w:t>
+            </w:r>
+          </w:p>
+        </w:tc>
+        <w:tc>
+          <w:tcPr>
+            <w:tcW w:w="6066" w:type="dxa"/>
             <w:tcMar>
               <w:top w:w="60" w:type="dxa"/>
               <w:left w:w="120" w:type="dxa"/>
@@ -2217,21 +2172,6 @@
               <w:wordWrap w:val="1"/>
             </w:pPr>
             <w:r>
-              <w:rPr>
-                <w:b/>
-                <w:bCs/>
-              </w:rPr>
-              <w:t xml:space="preserve">생산팀</w:t>
-            </w:r>
-          </w:p>
-        </w:tc>
-        <w:tc>
-          <w:tcPr/>
-          <w:p>
-            <w:pPr>
-              <w:pStyle w:val="Compact"/>
-            </w:pPr>
-            <w:r>
               <w:t xml:space="preserve">검사 의뢰, 검사 정보(LOT No., 수량, 사양 등) 제공, 부적합 시 재작업 수행</w:t>
             </w:r>
           </w:p>
@@ -2267,18 +2207,10 @@
       </w:tr>
       <w:tr>
         <w:tc>
-          <w:tcPr>
-            <w:tcMar>
-              <w:top w:w="60" w:type="dxa"/>
-              <w:left w:w="120" w:type="dxa"/>
-              <w:bottom w:w="60" w:type="dxa"/>
-              <w:right w:w="120" w:type="dxa"/>
-            </w:tcMar>
-          </w:tcPr>
-          <w:p>
-            <w:pPr>
-              <w:pStyle w:val="Compact"/>
-              <w:wordWrap w:val="1"/>
+          <w:tcPr/>
+          <w:p>
+            <w:pPr>
+              <w:pStyle w:val="Compact"/>
             </w:pPr>
             <w:r>
               <w:rPr>
@@ -2290,18 +2222,10 @@
           </w:p>
         </w:tc>
         <w:tc>
-          <w:tcPr>
-            <w:tcMar>
-              <w:top w:w="60" w:type="dxa"/>
-              <w:left w:w="120" w:type="dxa"/>
-              <w:bottom w:w="60" w:type="dxa"/>
-              <w:right w:w="120" w:type="dxa"/>
-            </w:tcMar>
-          </w:tcPr>
-          <w:p>
-            <w:pPr>
-              <w:pStyle w:val="Compact"/>
-              <w:wordWrap w:val="1"/>
+          <w:tcPr/>
+          <w:p>
+            <w:pPr>
+              <w:pStyle w:val="Compact"/>
             </w:pPr>
             <w:r>
               <w:t xml:space="preserve">위임검사원 지정/해제, 검사 체계 총괄</w:t>
@@ -2358,323 +2282,491 @@
         <w:t xml:space="preserve">6.1 프로세스 흐름도</w:t>
       </w:r>
     </w:p>
-    <w:p>
-      <w:pPr>
-        <w:pStyle w:val="SourceCode"/>
-      </w:pPr>
-      <w:r>
-        <w:rPr>
-          <w:rStyle w:val="VerbatimChar"/>
-        </w:rPr>
-        <w:t xml:space="preserve">┌─────────────────┐</w:t>
-      </w:r>
-      <w:r>
-        <w:br/>
-      </w:r>
-      <w:r>
-        <w:rPr>
-          <w:rStyle w:val="VerbatimChar"/>
-        </w:rPr>
-        <w:t xml:space="preserve">│ ① 검사 정보 접수  │  ← 생산팀으로부터 LOT 정보, 수량, 사양 수령</w:t>
-      </w:r>
-      <w:r>
-        <w:br/>
-      </w:r>
-      <w:r>
-        <w:rPr>
-          <w:rStyle w:val="VerbatimChar"/>
-        </w:rPr>
-        <w:t xml:space="preserve">└────────┬────────┘</w:t>
-      </w:r>
-      <w:r>
-        <w:br/>
-      </w:r>
-      <w:r>
-        <w:rPr>
-          <w:rStyle w:val="VerbatimChar"/>
-        </w:rPr>
-        <w:t xml:space="preserve">         ▼</w:t>
-      </w:r>
-      <w:r>
-        <w:br/>
-      </w:r>
-      <w:r>
-        <w:rPr>
-          <w:rStyle w:val="VerbatimChar"/>
-        </w:rPr>
-        <w:t xml:space="preserve">┌─────────────────┐</w:t>
-      </w:r>
-      <w:r>
-        <w:br/>
-      </w:r>
-      <w:r>
-        <w:rPr>
-          <w:rStyle w:val="VerbatimChar"/>
-        </w:rPr>
-        <w:t xml:space="preserve">│ ② 검사 준비      │  ← 검사 기준서, 도면, 게이지, 측정장비 준비</w:t>
-      </w:r>
-      <w:r>
-        <w:br/>
-      </w:r>
-      <w:r>
-        <w:rPr>
-          <w:rStyle w:val="VerbatimChar"/>
-        </w:rPr>
-        <w:t xml:space="preserve">└────────┬────────┘</w:t>
-      </w:r>
-      <w:r>
-        <w:br/>
-      </w:r>
-      <w:r>
-        <w:rPr>
-          <w:rStyle w:val="VerbatimChar"/>
-        </w:rPr>
-        <w:t xml:space="preserve">         ▼</w:t>
-      </w:r>
-      <w:r>
-        <w:br/>
-      </w:r>
-      <w:r>
-        <w:rPr>
-          <w:rStyle w:val="VerbatimChar"/>
-        </w:rPr>
-        <w:t xml:space="preserve">┌─────────────────┐</w:t>
-      </w:r>
-      <w:r>
-        <w:br/>
-      </w:r>
-      <w:r>
-        <w:rPr>
-          <w:rStyle w:val="VerbatimChar"/>
-        </w:rPr>
-        <w:t xml:space="preserve">│ ③ 검사 수행      │  ← HQS 기준 샘플링 또는 전수검사 수행</w:t>
-      </w:r>
-      <w:r>
-        <w:br/>
-      </w:r>
-      <w:r>
-        <w:rPr>
-          <w:rStyle w:val="VerbatimChar"/>
-        </w:rPr>
-        <w:t xml:space="preserve">└────────┬────────┘</w:t>
-      </w:r>
-      <w:r>
-        <w:br/>
-      </w:r>
-      <w:r>
-        <w:rPr>
-          <w:rStyle w:val="VerbatimChar"/>
-        </w:rPr>
-        <w:t xml:space="preserve">         ▼</w:t>
-      </w:r>
-      <w:r>
-        <w:br/>
-      </w:r>
-      <w:r>
-        <w:rPr>
-          <w:rStyle w:val="VerbatimChar"/>
-        </w:rPr>
-        <w:t xml:space="preserve">    ┌────┴────┐</w:t>
-      </w:r>
-      <w:r>
-        <w:br/>
-      </w:r>
-      <w:r>
-        <w:rPr>
-          <w:rStyle w:val="VerbatimChar"/>
-        </w:rPr>
-        <w:t xml:space="preserve">    │ 판정    │</w:t>
-      </w:r>
-      <w:r>
-        <w:br/>
-      </w:r>
-      <w:r>
-        <w:rPr>
-          <w:rStyle w:val="VerbatimChar"/>
-        </w:rPr>
-        <w:t xml:space="preserve">    └────┬────┘</w:t>
-      </w:r>
-      <w:r>
-        <w:br/>
-      </w:r>
-      <w:r>
-        <w:rPr>
-          <w:rStyle w:val="VerbatimChar"/>
-        </w:rPr>
-        <w:t xml:space="preserve">    ┌────┴────┐</w:t>
-      </w:r>
-      <w:r>
-        <w:br/>
-      </w:r>
-      <w:r>
-        <w:rPr>
-          <w:rStyle w:val="VerbatimChar"/>
-        </w:rPr>
-        <w:t xml:space="preserve">   OK        NG</w:t>
-      </w:r>
-      <w:r>
-        <w:br/>
-      </w:r>
-      <w:r>
-        <w:rPr>
-          <w:rStyle w:val="VerbatimChar"/>
-        </w:rPr>
-        <w:t xml:space="preserve">    │         │</w:t>
-      </w:r>
-      <w:r>
-        <w:br/>
-      </w:r>
-      <w:r>
-        <w:rPr>
-          <w:rStyle w:val="VerbatimChar"/>
-        </w:rPr>
-        <w:t xml:space="preserve">    ▼         ▼</w:t>
-      </w:r>
-      <w:r>
-        <w:br/>
-      </w:r>
-      <w:r>
-        <w:rPr>
-          <w:rStyle w:val="VerbatimChar"/>
-        </w:rPr>
-        <w:t xml:space="preserve">┌────────┐  ┌──────────────────┐</w:t>
-      </w:r>
-      <w:r>
-        <w:br/>
-      </w:r>
-      <w:r>
-        <w:rPr>
-          <w:rStyle w:val="VerbatimChar"/>
-        </w:rPr>
-        <w:t xml:space="preserve">│④-1 합격 │  │④-2 불합격 통보     │ ← 관련 부서(생산, 기술)에 통보</w:t>
-      </w:r>
-      <w:r>
-        <w:br/>
-      </w:r>
-      <w:r>
-        <w:rPr>
-          <w:rStyle w:val="VerbatimChar"/>
-        </w:rPr>
-        <w:t xml:space="preserve">│ 처리   │  └────────┬─────────┘</w:t>
-      </w:r>
-      <w:r>
-        <w:br/>
-      </w:r>
-      <w:r>
-        <w:rPr>
-          <w:rStyle w:val="VerbatimChar"/>
-        </w:rPr>
-        <w:t xml:space="preserve">└───┬────┘           ▼</w:t>
-      </w:r>
-      <w:r>
-        <w:br/>
-      </w:r>
-      <w:r>
-        <w:rPr>
-          <w:rStyle w:val="VerbatimChar"/>
-        </w:rPr>
-        <w:t xml:space="preserve">    │        ┌──────────────────┐</w:t>
-      </w:r>
-      <w:r>
-        <w:br/>
-      </w:r>
-      <w:r>
-        <w:rPr>
-          <w:rStyle w:val="VerbatimChar"/>
-        </w:rPr>
-        <w:t xml:space="preserve">    │        │⑤ 100% 전수 선별   │ ← 전수 선별(Sorting) 수행</w:t>
-      </w:r>
-      <w:r>
-        <w:br/>
-      </w:r>
-      <w:r>
-        <w:rPr>
-          <w:rStyle w:val="VerbatimChar"/>
-        </w:rPr>
-        <w:t xml:space="preserve">    │        └────────┬─────────┘</w:t>
-      </w:r>
-      <w:r>
-        <w:br/>
-      </w:r>
-      <w:r>
-        <w:rPr>
-          <w:rStyle w:val="VerbatimChar"/>
-        </w:rPr>
-        <w:t xml:space="preserve">    │                 ▼</w:t>
-      </w:r>
-      <w:r>
-        <w:br/>
-      </w:r>
-      <w:r>
-        <w:rPr>
-          <w:rStyle w:val="VerbatimChar"/>
-        </w:rPr>
-        <w:t xml:space="preserve">    │        ┌──────────────────┐</w:t>
-      </w:r>
-      <w:r>
-        <w:br/>
-      </w:r>
-      <w:r>
-        <w:rPr>
-          <w:rStyle w:val="VerbatimChar"/>
-        </w:rPr>
-        <w:t xml:space="preserve">    │        │⑥ 재검사          │ ← 선별 후 재검사 수행</w:t>
-      </w:r>
-      <w:r>
-        <w:br/>
-      </w:r>
-      <w:r>
-        <w:rPr>
-          <w:rStyle w:val="VerbatimChar"/>
-        </w:rPr>
-        <w:t xml:space="preserve">    │        └────────┬─────────┘</w:t>
-      </w:r>
-      <w:r>
-        <w:br/>
-      </w:r>
-      <w:r>
-        <w:rPr>
-          <w:rStyle w:val="VerbatimChar"/>
-        </w:rPr>
-        <w:t xml:space="preserve">    │                 ▼</w:t>
-      </w:r>
-      <w:r>
-        <w:br/>
-      </w:r>
-      <w:r>
-        <w:rPr>
-          <w:rStyle w:val="VerbatimChar"/>
-        </w:rPr>
-        <w:t xml:space="preserve">    ▼                 ▼</w:t>
-      </w:r>
-      <w:r>
-        <w:br/>
-      </w:r>
-      <w:r>
-        <w:rPr>
-          <w:rStyle w:val="VerbatimChar"/>
-        </w:rPr>
-        <w:t xml:space="preserve">┌─────────────────────────────┐</w:t>
-      </w:r>
-      <w:r>
-        <w:br/>
-      </w:r>
-      <w:r>
-        <w:rPr>
-          <w:rStyle w:val="VerbatimChar"/>
-        </w:rPr>
-        <w:t xml:space="preserve">│ ⑦ 검사 성적서 발행 및 기록   │ ← 검사 기록 보관(Archive)</w:t>
-      </w:r>
-      <w:r>
-        <w:br/>
-      </w:r>
-      <w:r>
-        <w:rPr>
-          <w:rStyle w:val="VerbatimChar"/>
-        </w:rPr>
-        <w:t xml:space="preserve">└─────────────────────────────┘</w:t>
-      </w:r>
-    </w:p>
+    <w:tbl>
+      <w:tblPr>
+        <w:tblLook w:firstColumn="1" w:firstRow="1" w:lastColumn="0" w:lastRow="0" w:noHBand="0" w:noVBand="1" w:val="04A0"/>
+        <w:tblW w:w="8788" w:type="dxa"/>
+        <w:tblBorders>
+          <w:top w:val="single" w:sz="4" w:color="2E74B5" w:space="0"/>
+          <w:left w:val="single" w:sz="4" w:color="2E74B5" w:space="0"/>
+          <w:bottom w:val="single" w:sz="4" w:color="2E74B5" w:space="0"/>
+          <w:right w:val="single" w:sz="4" w:color="2E74B5" w:space="0"/>
+          <w:insideH w:val="single" w:sz="4" w:color="BDD7EE" w:space="0"/>
+          <w:insideV w:val="single" w:sz="2" w:color="D9D9D9" w:space="0"/>
+        </w:tblBorders>
+      </w:tblPr>
+      <w:tblGrid>
+        <w:gridCol w:w="8788"/>
+      </w:tblGrid>
+      <w:tr>
+        <w:tc>
+          <w:tcPr>
+            <w:tcW w:w="8788" w:type="dxa"/>
+            <w:tcMar>
+              <w:top w:w="80" w:type="dxa"/>
+              <w:left w:w="140" w:type="dxa"/>
+              <w:bottom w:w="80" w:type="dxa"/>
+              <w:right w:w="140" w:type="dxa"/>
+            </w:tcMar>
+          </w:tcPr>
+          <w:p>
+            <w:pPr>
+              <w:spacing w:before="0" w:after="0" w:line="240" w:lineRule="auto"/>
+            </w:pPr>
+            <w:r>
+              <w:rPr>
+                <w:rFonts w:ascii="Courier New" w:hAnsi="Courier New" w:eastAsia="NanumGothicCoding"/>
+                <w:sz w:val="18"/>
+                <w:szCs w:val="18"/>
+              </w:rPr>
+              <w:t xml:space="preserve">┌─────────────────┐</w:t>
+            </w:r>
+          </w:p>
+          <w:p>
+            <w:pPr>
+              <w:spacing w:before="0" w:after="0" w:line="240" w:lineRule="auto"/>
+            </w:pPr>
+            <w:r>
+              <w:rPr>
+                <w:rFonts w:ascii="Courier New" w:hAnsi="Courier New" w:eastAsia="NanumGothicCoding"/>
+                <w:sz w:val="18"/>
+                <w:szCs w:val="18"/>
+              </w:rPr>
+              <w:t xml:space="preserve">│ ① 검사 정보 접수  │  ← 생산팀으로부터 LOT 정보, 수량, 사양 수령</w:t>
+            </w:r>
+          </w:p>
+          <w:p>
+            <w:pPr>
+              <w:spacing w:before="0" w:after="0" w:line="240" w:lineRule="auto"/>
+            </w:pPr>
+            <w:r>
+              <w:rPr>
+                <w:rFonts w:ascii="Courier New" w:hAnsi="Courier New" w:eastAsia="NanumGothicCoding"/>
+                <w:sz w:val="18"/>
+                <w:szCs w:val="18"/>
+              </w:rPr>
+              <w:t xml:space="preserve">└────────┬────────┘</w:t>
+            </w:r>
+          </w:p>
+          <w:p>
+            <w:pPr>
+              <w:spacing w:before="0" w:after="0" w:line="240" w:lineRule="auto"/>
+            </w:pPr>
+            <w:r>
+              <w:rPr>
+                <w:rFonts w:ascii="Courier New" w:hAnsi="Courier New" w:eastAsia="NanumGothicCoding"/>
+                <w:sz w:val="18"/>
+                <w:szCs w:val="18"/>
+              </w:rPr>
+              <w:t xml:space="preserve">         ▼</w:t>
+            </w:r>
+          </w:p>
+          <w:p>
+            <w:pPr>
+              <w:spacing w:before="0" w:after="0" w:line="240" w:lineRule="auto"/>
+            </w:pPr>
+            <w:r>
+              <w:rPr>
+                <w:rFonts w:ascii="Courier New" w:hAnsi="Courier New" w:eastAsia="NanumGothicCoding"/>
+                <w:sz w:val="18"/>
+                <w:szCs w:val="18"/>
+              </w:rPr>
+              <w:t xml:space="preserve">┌─────────────────┐</w:t>
+            </w:r>
+          </w:p>
+          <w:p>
+            <w:pPr>
+              <w:spacing w:before="0" w:after="0" w:line="240" w:lineRule="auto"/>
+            </w:pPr>
+            <w:r>
+              <w:rPr>
+                <w:rFonts w:ascii="Courier New" w:hAnsi="Courier New" w:eastAsia="NanumGothicCoding"/>
+                <w:sz w:val="18"/>
+                <w:szCs w:val="18"/>
+              </w:rPr>
+              <w:t xml:space="preserve">│ ② 검사 준비      │  ← 검사 기준서, 도면, 게이지, 측정장비 준비</w:t>
+            </w:r>
+          </w:p>
+          <w:p>
+            <w:pPr>
+              <w:spacing w:before="0" w:after="0" w:line="240" w:lineRule="auto"/>
+            </w:pPr>
+            <w:r>
+              <w:rPr>
+                <w:rFonts w:ascii="Courier New" w:hAnsi="Courier New" w:eastAsia="NanumGothicCoding"/>
+                <w:sz w:val="18"/>
+                <w:szCs w:val="18"/>
+              </w:rPr>
+              <w:t xml:space="preserve">└────────┬────────┘</w:t>
+            </w:r>
+          </w:p>
+          <w:p>
+            <w:pPr>
+              <w:spacing w:before="0" w:after="0" w:line="240" w:lineRule="auto"/>
+            </w:pPr>
+            <w:r>
+              <w:rPr>
+                <w:rFonts w:ascii="Courier New" w:hAnsi="Courier New" w:eastAsia="NanumGothicCoding"/>
+                <w:sz w:val="18"/>
+                <w:szCs w:val="18"/>
+              </w:rPr>
+              <w:t xml:space="preserve">         ▼</w:t>
+            </w:r>
+          </w:p>
+          <w:p>
+            <w:pPr>
+              <w:spacing w:before="0" w:after="0" w:line="240" w:lineRule="auto"/>
+            </w:pPr>
+            <w:r>
+              <w:rPr>
+                <w:rFonts w:ascii="Courier New" w:hAnsi="Courier New" w:eastAsia="NanumGothicCoding"/>
+                <w:sz w:val="18"/>
+                <w:szCs w:val="18"/>
+              </w:rPr>
+              <w:t xml:space="preserve">┌─────────────────┐</w:t>
+            </w:r>
+          </w:p>
+          <w:p>
+            <w:pPr>
+              <w:spacing w:before="0" w:after="0" w:line="240" w:lineRule="auto"/>
+            </w:pPr>
+            <w:r>
+              <w:rPr>
+                <w:rFonts w:ascii="Courier New" w:hAnsi="Courier New" w:eastAsia="NanumGothicCoding"/>
+                <w:sz w:val="18"/>
+                <w:szCs w:val="18"/>
+              </w:rPr>
+              <w:t xml:space="preserve">│ ③ 검사 수행      │  ← HQS 기준 샘플링 또는 전수검사 수행</w:t>
+            </w:r>
+          </w:p>
+          <w:p>
+            <w:pPr>
+              <w:spacing w:before="0" w:after="0" w:line="240" w:lineRule="auto"/>
+            </w:pPr>
+            <w:r>
+              <w:rPr>
+                <w:rFonts w:ascii="Courier New" w:hAnsi="Courier New" w:eastAsia="NanumGothicCoding"/>
+                <w:sz w:val="18"/>
+                <w:szCs w:val="18"/>
+              </w:rPr>
+              <w:t xml:space="preserve">└────────┬────────┘</w:t>
+            </w:r>
+          </w:p>
+          <w:p>
+            <w:pPr>
+              <w:spacing w:before="0" w:after="0" w:line="240" w:lineRule="auto"/>
+            </w:pPr>
+            <w:r>
+              <w:rPr>
+                <w:rFonts w:ascii="Courier New" w:hAnsi="Courier New" w:eastAsia="NanumGothicCoding"/>
+                <w:sz w:val="18"/>
+                <w:szCs w:val="18"/>
+              </w:rPr>
+              <w:t xml:space="preserve">         ▼</w:t>
+            </w:r>
+          </w:p>
+          <w:p>
+            <w:pPr>
+              <w:spacing w:before="0" w:after="0" w:line="240" w:lineRule="auto"/>
+            </w:pPr>
+            <w:r>
+              <w:rPr>
+                <w:rFonts w:ascii="Courier New" w:hAnsi="Courier New" w:eastAsia="NanumGothicCoding"/>
+                <w:sz w:val="18"/>
+                <w:szCs w:val="18"/>
+              </w:rPr>
+              <w:t xml:space="preserve">    ┌────┴────┐</w:t>
+            </w:r>
+          </w:p>
+          <w:p>
+            <w:pPr>
+              <w:spacing w:before="0" w:after="0" w:line="240" w:lineRule="auto"/>
+            </w:pPr>
+            <w:r>
+              <w:rPr>
+                <w:rFonts w:ascii="Courier New" w:hAnsi="Courier New" w:eastAsia="NanumGothicCoding"/>
+                <w:sz w:val="18"/>
+                <w:szCs w:val="18"/>
+              </w:rPr>
+              <w:t xml:space="preserve">    │ 판정    │</w:t>
+            </w:r>
+          </w:p>
+          <w:p>
+            <w:pPr>
+              <w:spacing w:before="0" w:after="0" w:line="240" w:lineRule="auto"/>
+            </w:pPr>
+            <w:r>
+              <w:rPr>
+                <w:rFonts w:ascii="Courier New" w:hAnsi="Courier New" w:eastAsia="NanumGothicCoding"/>
+                <w:sz w:val="18"/>
+                <w:szCs w:val="18"/>
+              </w:rPr>
+              <w:t xml:space="preserve">    └────┬────┘</w:t>
+            </w:r>
+          </w:p>
+          <w:p>
+            <w:pPr>
+              <w:spacing w:before="0" w:after="0" w:line="240" w:lineRule="auto"/>
+            </w:pPr>
+            <w:r>
+              <w:rPr>
+                <w:rFonts w:ascii="Courier New" w:hAnsi="Courier New" w:eastAsia="NanumGothicCoding"/>
+                <w:sz w:val="18"/>
+                <w:szCs w:val="18"/>
+              </w:rPr>
+              <w:t xml:space="preserve">    ┌────┴────┐</w:t>
+            </w:r>
+          </w:p>
+          <w:p>
+            <w:pPr>
+              <w:spacing w:before="0" w:after="0" w:line="240" w:lineRule="auto"/>
+            </w:pPr>
+            <w:r>
+              <w:rPr>
+                <w:rFonts w:ascii="Courier New" w:hAnsi="Courier New" w:eastAsia="NanumGothicCoding"/>
+                <w:sz w:val="18"/>
+                <w:szCs w:val="18"/>
+              </w:rPr>
+              <w:t xml:space="preserve">   OK        NG</w:t>
+            </w:r>
+          </w:p>
+          <w:p>
+            <w:pPr>
+              <w:spacing w:before="0" w:after="0" w:line="240" w:lineRule="auto"/>
+            </w:pPr>
+            <w:r>
+              <w:rPr>
+                <w:rFonts w:ascii="Courier New" w:hAnsi="Courier New" w:eastAsia="NanumGothicCoding"/>
+                <w:sz w:val="18"/>
+                <w:szCs w:val="18"/>
+              </w:rPr>
+              <w:t xml:space="preserve">    │         │</w:t>
+            </w:r>
+          </w:p>
+          <w:p>
+            <w:pPr>
+              <w:spacing w:before="0" w:after="0" w:line="240" w:lineRule="auto"/>
+            </w:pPr>
+            <w:r>
+              <w:rPr>
+                <w:rFonts w:ascii="Courier New" w:hAnsi="Courier New" w:eastAsia="NanumGothicCoding"/>
+                <w:sz w:val="18"/>
+                <w:szCs w:val="18"/>
+              </w:rPr>
+              <w:t xml:space="preserve">    ▼         ▼</w:t>
+            </w:r>
+          </w:p>
+          <w:p>
+            <w:pPr>
+              <w:spacing w:before="0" w:after="0" w:line="240" w:lineRule="auto"/>
+            </w:pPr>
+            <w:r>
+              <w:rPr>
+                <w:rFonts w:ascii="Courier New" w:hAnsi="Courier New" w:eastAsia="NanumGothicCoding"/>
+                <w:sz w:val="18"/>
+                <w:szCs w:val="18"/>
+              </w:rPr>
+              <w:t xml:space="preserve">┌────────┐  ┌──────────────────┐</w:t>
+            </w:r>
+          </w:p>
+          <w:p>
+            <w:pPr>
+              <w:spacing w:before="0" w:after="0" w:line="240" w:lineRule="auto"/>
+            </w:pPr>
+            <w:r>
+              <w:rPr>
+                <w:rFonts w:ascii="Courier New" w:hAnsi="Courier New" w:eastAsia="NanumGothicCoding"/>
+                <w:sz w:val="18"/>
+                <w:szCs w:val="18"/>
+              </w:rPr>
+              <w:t xml:space="preserve">│④-1 합격 │  │④-2 불합격 통보     │ ← 관련 부서(생산, 기술)에 통보</w:t>
+            </w:r>
+          </w:p>
+          <w:p>
+            <w:pPr>
+              <w:spacing w:before="0" w:after="0" w:line="240" w:lineRule="auto"/>
+            </w:pPr>
+            <w:r>
+              <w:rPr>
+                <w:rFonts w:ascii="Courier New" w:hAnsi="Courier New" w:eastAsia="NanumGothicCoding"/>
+                <w:sz w:val="18"/>
+                <w:szCs w:val="18"/>
+              </w:rPr>
+              <w:t xml:space="preserve">│ 처리   │  └────────┬─────────┘</w:t>
+            </w:r>
+          </w:p>
+          <w:p>
+            <w:pPr>
+              <w:spacing w:before="0" w:after="0" w:line="240" w:lineRule="auto"/>
+            </w:pPr>
+            <w:r>
+              <w:rPr>
+                <w:rFonts w:ascii="Courier New" w:hAnsi="Courier New" w:eastAsia="NanumGothicCoding"/>
+                <w:sz w:val="18"/>
+                <w:szCs w:val="18"/>
+              </w:rPr>
+              <w:t xml:space="preserve">└───┬────┘           ▼</w:t>
+            </w:r>
+          </w:p>
+          <w:p>
+            <w:pPr>
+              <w:spacing w:before="0" w:after="0" w:line="240" w:lineRule="auto"/>
+            </w:pPr>
+            <w:r>
+              <w:rPr>
+                <w:rFonts w:ascii="Courier New" w:hAnsi="Courier New" w:eastAsia="NanumGothicCoding"/>
+                <w:sz w:val="18"/>
+                <w:szCs w:val="18"/>
+              </w:rPr>
+              <w:t xml:space="preserve">    │        ┌──────────────────┐</w:t>
+            </w:r>
+          </w:p>
+          <w:p>
+            <w:pPr>
+              <w:spacing w:before="0" w:after="0" w:line="240" w:lineRule="auto"/>
+            </w:pPr>
+            <w:r>
+              <w:rPr>
+                <w:rFonts w:ascii="Courier New" w:hAnsi="Courier New" w:eastAsia="NanumGothicCoding"/>
+                <w:sz w:val="18"/>
+                <w:szCs w:val="18"/>
+              </w:rPr>
+              <w:t xml:space="preserve">    │        │⑤ 100% 전수 선별   │ ← 전수 선별(Sorting) 수행</w:t>
+            </w:r>
+          </w:p>
+          <w:p>
+            <w:pPr>
+              <w:spacing w:before="0" w:after="0" w:line="240" w:lineRule="auto"/>
+            </w:pPr>
+            <w:r>
+              <w:rPr>
+                <w:rFonts w:ascii="Courier New" w:hAnsi="Courier New" w:eastAsia="NanumGothicCoding"/>
+                <w:sz w:val="18"/>
+                <w:szCs w:val="18"/>
+              </w:rPr>
+              <w:t xml:space="preserve">    │        └────────┬─────────┘</w:t>
+            </w:r>
+          </w:p>
+          <w:p>
+            <w:pPr>
+              <w:spacing w:before="0" w:after="0" w:line="240" w:lineRule="auto"/>
+            </w:pPr>
+            <w:r>
+              <w:rPr>
+                <w:rFonts w:ascii="Courier New" w:hAnsi="Courier New" w:eastAsia="NanumGothicCoding"/>
+                <w:sz w:val="18"/>
+                <w:szCs w:val="18"/>
+              </w:rPr>
+              <w:t xml:space="preserve">    │                 ▼</w:t>
+            </w:r>
+          </w:p>
+          <w:p>
+            <w:pPr>
+              <w:spacing w:before="0" w:after="0" w:line="240" w:lineRule="auto"/>
+            </w:pPr>
+            <w:r>
+              <w:rPr>
+                <w:rFonts w:ascii="Courier New" w:hAnsi="Courier New" w:eastAsia="NanumGothicCoding"/>
+                <w:sz w:val="18"/>
+                <w:szCs w:val="18"/>
+              </w:rPr>
+              <w:t xml:space="preserve">    │        ┌──────────────────┐</w:t>
+            </w:r>
+          </w:p>
+          <w:p>
+            <w:pPr>
+              <w:spacing w:before="0" w:after="0" w:line="240" w:lineRule="auto"/>
+            </w:pPr>
+            <w:r>
+              <w:rPr>
+                <w:rFonts w:ascii="Courier New" w:hAnsi="Courier New" w:eastAsia="NanumGothicCoding"/>
+                <w:sz w:val="18"/>
+                <w:szCs w:val="18"/>
+              </w:rPr>
+              <w:t xml:space="preserve">    │        │⑥ 재검사          │ ← 선별 후 재검사 수행</w:t>
+            </w:r>
+          </w:p>
+          <w:p>
+            <w:pPr>
+              <w:spacing w:before="0" w:after="0" w:line="240" w:lineRule="auto"/>
+            </w:pPr>
+            <w:r>
+              <w:rPr>
+                <w:rFonts w:ascii="Courier New" w:hAnsi="Courier New" w:eastAsia="NanumGothicCoding"/>
+                <w:sz w:val="18"/>
+                <w:szCs w:val="18"/>
+              </w:rPr>
+              <w:t xml:space="preserve">    │        └────────┬─────────┘</w:t>
+            </w:r>
+          </w:p>
+          <w:p>
+            <w:pPr>
+              <w:spacing w:before="0" w:after="0" w:line="240" w:lineRule="auto"/>
+            </w:pPr>
+            <w:r>
+              <w:rPr>
+                <w:rFonts w:ascii="Courier New" w:hAnsi="Courier New" w:eastAsia="NanumGothicCoding"/>
+                <w:sz w:val="18"/>
+                <w:szCs w:val="18"/>
+              </w:rPr>
+              <w:t xml:space="preserve">    │                 ▼</w:t>
+            </w:r>
+          </w:p>
+          <w:p>
+            <w:pPr>
+              <w:spacing w:before="0" w:after="0" w:line="240" w:lineRule="auto"/>
+            </w:pPr>
+            <w:r>
+              <w:rPr>
+                <w:rFonts w:ascii="Courier New" w:hAnsi="Courier New" w:eastAsia="NanumGothicCoding"/>
+                <w:sz w:val="18"/>
+                <w:szCs w:val="18"/>
+              </w:rPr>
+              <w:t xml:space="preserve">    ▼                 ▼</w:t>
+            </w:r>
+          </w:p>
+          <w:p>
+            <w:pPr>
+              <w:spacing w:before="0" w:after="0" w:line="240" w:lineRule="auto"/>
+            </w:pPr>
+            <w:r>
+              <w:rPr>
+                <w:rFonts w:ascii="Courier New" w:hAnsi="Courier New" w:eastAsia="NanumGothicCoding"/>
+                <w:sz w:val="18"/>
+                <w:szCs w:val="18"/>
+              </w:rPr>
+              <w:t xml:space="preserve">┌─────────────────────────────┐</w:t>
+            </w:r>
+          </w:p>
+          <w:p>
+            <w:pPr>
+              <w:spacing w:before="0" w:after="0" w:line="240" w:lineRule="auto"/>
+            </w:pPr>
+            <w:r>
+              <w:rPr>
+                <w:rFonts w:ascii="Courier New" w:hAnsi="Courier New" w:eastAsia="NanumGothicCoding"/>
+                <w:sz w:val="18"/>
+                <w:szCs w:val="18"/>
+              </w:rPr>
+              <w:t xml:space="preserve">│ ⑦ 검사 성적서 발행 및 기록   │ ← 검사 기록 보관(Archive)</w:t>
+            </w:r>
+          </w:p>
+          <w:p>
+            <w:pPr>
+              <w:spacing w:before="0" w:after="0" w:line="240" w:lineRule="auto"/>
+            </w:pPr>
+            <w:r>
+              <w:rPr>
+                <w:rFonts w:ascii="Courier New" w:hAnsi="Courier New" w:eastAsia="NanumGothicCoding"/>
+                <w:sz w:val="18"/>
+                <w:szCs w:val="18"/>
+              </w:rPr>
+              <w:t xml:space="preserve">└─────────────────────────────┘</w:t>
+            </w:r>
+          </w:p>
+        </w:tc>
+      </w:tr>
+    </w:tbl>
     <w:bookmarkEnd w:id="20"/>
     <w:bookmarkStart w:id="29" w:name="단계별-세부-절차"/>
     <w:p>
@@ -3183,7 +3275,7 @@
         </w:trPr>
         <w:tc>
           <w:tcPr>
-            <w:tcW w:w="2460" w:type="dxa"/>
+            <w:tcW w:w="2216" w:type="dxa"/>
             <w:tcMar>
               <w:top w:w="60" w:type="dxa"/>
               <w:left w:w="120" w:type="dxa"/>
@@ -3204,7 +3296,7 @@
         </w:tc>
         <w:tc>
           <w:tcPr>
-            <w:tcW w:w="6328" w:type="dxa"/>
+            <w:tcW w:w="6572" w:type="dxa"/>
             <w:tcMar>
               <w:top w:w="60" w:type="dxa"/>
               <w:left w:w="120" w:type="dxa"/>
@@ -3226,9 +3318,7 @@
       </w:tr>
       <w:tr>
         <w:tc>
-          <w:tcPr>
-            <w:tcW w:w="2460" w:type="dxa"/>
-          </w:tcPr>
+          <w:tcPr/>
           <w:p>
             <w:pPr>
               <w:pStyle w:val="Compact"/>
@@ -3240,7 +3330,7 @@
         </w:tc>
         <w:tc>
           <w:tcPr>
-            <w:tcW w:w="6328" w:type="dxa"/>
+            <w:tcW w:w="6572" w:type="dxa"/>
             <w:tcMar>
               <w:top w:w="60" w:type="dxa"/>
               <w:left w:w="120" w:type="dxa"/>
@@ -3273,6 +3363,7 @@
         </w:tc>
         <w:tc>
           <w:tcPr>
+            <w:tcW w:w="6572" w:type="dxa"/>
             <w:tcMar>
               <w:top w:w="60" w:type="dxa"/>
               <w:left w:w="120" w:type="dxa"/>
@@ -3304,9 +3395,7 @@
           </w:p>
         </w:tc>
         <w:tc>
-          <w:tcPr>
-            <w:tcW w:w="6328" w:type="dxa"/>
-          </w:tcPr>
+          <w:tcPr/>
           <w:p>
             <w:pPr>
               <w:pStyle w:val="Compact"/>
@@ -3319,8 +3408,19 @@
       </w:tr>
       <w:tr>
         <w:tc>
-          <w:tcPr>
-            <w:tcW w:w="2460" w:type="dxa"/>
+          <w:tcPr/>
+          <w:p>
+            <w:pPr>
+              <w:pStyle w:val="Compact"/>
+            </w:pPr>
+            <w:r>
+              <w:t xml:space="preserve">검사 수준 전환</w:t>
+            </w:r>
+          </w:p>
+        </w:tc>
+        <w:tc>
+          <w:tcPr>
+            <w:tcW w:w="6572" w:type="dxa"/>
             <w:tcMar>
               <w:top w:w="60" w:type="dxa"/>
               <w:left w:w="120" w:type="dxa"/>
@@ -3334,17 +3434,6 @@
               <w:wordWrap w:val="1"/>
             </w:pPr>
             <w:r>
-              <w:t xml:space="preserve">검사 수준 전환</w:t>
-            </w:r>
-          </w:p>
-        </w:tc>
-        <w:tc>
-          <w:tcPr/>
-          <w:p>
-            <w:pPr>
-              <w:pStyle w:val="Compact"/>
-            </w:pPr>
-            <w:r>
               <w:t xml:space="preserve">보통검사 → 까다로운검사 → 수월한검사 (실적 기반)</w:t>
             </w:r>
           </w:p>
@@ -3352,18 +3441,10 @@
       </w:tr>
       <w:tr>
         <w:tc>
-          <w:tcPr>
-            <w:tcMar>
-              <w:top w:w="60" w:type="dxa"/>
-              <w:left w:w="120" w:type="dxa"/>
-              <w:bottom w:w="60" w:type="dxa"/>
-              <w:right w:w="120" w:type="dxa"/>
-            </w:tcMar>
-          </w:tcPr>
-          <w:p>
-            <w:pPr>
-              <w:pStyle w:val="Compact"/>
-              <w:wordWrap w:val="1"/>
+          <w:tcPr/>
+          <w:p>
+            <w:pPr>
+              <w:pStyle w:val="Compact"/>
             </w:pPr>
             <w:r>
               <w:t xml:space="preserve">적용 조건</w:t>
@@ -3371,18 +3452,10 @@
           </w:p>
         </w:tc>
         <w:tc>
-          <w:tcPr>
-            <w:tcMar>
-              <w:top w:w="60" w:type="dxa"/>
-              <w:left w:w="120" w:type="dxa"/>
-              <w:bottom w:w="60" w:type="dxa"/>
-              <w:right w:w="120" w:type="dxa"/>
-            </w:tcMar>
-          </w:tcPr>
-          <w:p>
-            <w:pPr>
-              <w:pStyle w:val="Compact"/>
-              <w:wordWrap w:val="1"/>
+          <w:tcPr/>
+          <w:p>
+            <w:pPr>
+              <w:pStyle w:val="Compact"/>
             </w:pPr>
             <w:r>
               <w:t xml:space="preserve">로트 크기, 검사 이력, 고객 요구에 따라 결정</w:t>
@@ -3433,7 +3506,7 @@
         </w:trPr>
         <w:tc>
           <w:tcPr>
-            <w:tcW w:w="2460" w:type="dxa"/>
+            <w:tcW w:w="2190" w:type="dxa"/>
             <w:tcMar>
               <w:top w:w="60" w:type="dxa"/>
               <w:left w:w="120" w:type="dxa"/>
@@ -3454,7 +3527,7 @@
         </w:tc>
         <w:tc>
           <w:tcPr>
-            <w:tcW w:w="6328" w:type="dxa"/>
+            <w:tcW w:w="6598" w:type="dxa"/>
             <w:tcMar>
               <w:top w:w="60" w:type="dxa"/>
               <w:left w:w="120" w:type="dxa"/>
@@ -3476,9 +3549,7 @@
       </w:tr>
       <w:tr>
         <w:tc>
-          <w:tcPr>
-            <w:tcW w:w="2460" w:type="dxa"/>
-          </w:tcPr>
+          <w:tcPr/>
           <w:p>
             <w:pPr>
               <w:pStyle w:val="Compact"/>
@@ -3490,7 +3561,7 @@
         </w:tc>
         <w:tc>
           <w:tcPr>
-            <w:tcW w:w="6328" w:type="dxa"/>
+            <w:tcW w:w="6598" w:type="dxa"/>
             <w:tcMar>
               <w:top w:w="60" w:type="dxa"/>
               <w:left w:w="120" w:type="dxa"/>
@@ -3523,6 +3594,7 @@
         </w:tc>
         <w:tc>
           <w:tcPr>
+            <w:tcW w:w="6598" w:type="dxa"/>
             <w:tcMar>
               <w:top w:w="60" w:type="dxa"/>
               <w:left w:w="120" w:type="dxa"/>
@@ -3554,9 +3626,7 @@
           </w:p>
         </w:tc>
         <w:tc>
-          <w:tcPr>
-            <w:tcW w:w="6328" w:type="dxa"/>
-          </w:tcPr>
+          <w:tcPr/>
           <w:p>
             <w:pPr>
               <w:pStyle w:val="Compact"/>
@@ -3569,8 +3639,19 @@
       </w:tr>
       <w:tr>
         <w:tc>
-          <w:tcPr>
-            <w:tcW w:w="2460" w:type="dxa"/>
+          <w:tcPr/>
+          <w:p>
+            <w:pPr>
+              <w:pStyle w:val="Compact"/>
+            </w:pPr>
+            <w:r>
+              <w:t xml:space="preserve">고객 요구</w:t>
+            </w:r>
+          </w:p>
+        </w:tc>
+        <w:tc>
+          <w:tcPr>
+            <w:tcW w:w="6598" w:type="dxa"/>
             <w:tcMar>
               <w:top w:w="60" w:type="dxa"/>
               <w:left w:w="120" w:type="dxa"/>
@@ -3584,17 +3665,6 @@
               <w:wordWrap w:val="1"/>
             </w:pPr>
             <w:r>
-              <w:t xml:space="preserve">고객 요구</w:t>
-            </w:r>
-          </w:p>
-        </w:tc>
-        <w:tc>
-          <w:tcPr/>
-          <w:p>
-            <w:pPr>
-              <w:pStyle w:val="Compact"/>
-            </w:pPr>
-            <w:r>
               <w:t xml:space="preserve">고객이 전수검사를 명시한 경우</w:t>
             </w:r>
           </w:p>
@@ -3626,18 +3696,10 @@
       </w:tr>
       <w:tr>
         <w:tc>
-          <w:tcPr>
-            <w:tcMar>
-              <w:top w:w="60" w:type="dxa"/>
-              <w:left w:w="120" w:type="dxa"/>
-              <w:bottom w:w="60" w:type="dxa"/>
-              <w:right w:w="120" w:type="dxa"/>
-            </w:tcMar>
-          </w:tcPr>
-          <w:p>
-            <w:pPr>
-              <w:pStyle w:val="Compact"/>
-              <w:wordWrap w:val="1"/>
+          <w:tcPr/>
+          <w:p>
+            <w:pPr>
+              <w:pStyle w:val="Compact"/>
             </w:pPr>
             <w:r>
               <w:t xml:space="preserve">소량 생산</w:t>
@@ -3645,18 +3707,10 @@
           </w:p>
         </w:tc>
         <w:tc>
-          <w:tcPr>
-            <w:tcMar>
-              <w:top w:w="60" w:type="dxa"/>
-              <w:left w:w="120" w:type="dxa"/>
-              <w:bottom w:w="60" w:type="dxa"/>
-              <w:right w:w="120" w:type="dxa"/>
-            </w:tcMar>
-          </w:tcPr>
-          <w:p>
-            <w:pPr>
-              <w:pStyle w:val="Compact"/>
-              <w:wordWrap w:val="1"/>
+          <w:tcPr/>
+          <w:p>
+            <w:pPr>
+              <w:pStyle w:val="Compact"/>
             </w:pPr>
             <w:r>
               <w:t xml:space="preserve">LOT 크기가 샘플링 최소 기준 미만인 경우</w:t>
@@ -4814,10 +4868,18 @@
           </w:p>
         </w:tc>
         <w:tc>
-          <w:tcPr/>
-          <w:p>
-            <w:pPr>
-              <w:pStyle w:val="Compact"/>
+          <w:tcPr>
+            <w:tcMar>
+              <w:top w:w="60" w:type="dxa"/>
+              <w:left w:w="120" w:type="dxa"/>
+              <w:bottom w:w="60" w:type="dxa"/>
+              <w:right w:w="120" w:type="dxa"/>
+            </w:tcMar>
+          </w:tcPr>
+          <w:p>
+            <w:pPr>
+              <w:pStyle w:val="Compact"/>
+              <w:wordWrap w:val="1"/>
             </w:pPr>
             <w:r>
               <w:t xml:space="preserve">격리 구역 관리, 처분 대기</w:t>
@@ -6226,14 +6288,12 @@
         </w:trPr>
         <w:tc>
           <w:tcPr>
-            <w:tcW w:w="2460" w:type="dxa"/>
             <w:tcMar>
               <w:top w:w="60" w:type="dxa"/>
               <w:left w:w="120" w:type="dxa"/>
               <w:bottom w:w="60" w:type="dxa"/>
               <w:right w:w="120" w:type="dxa"/>
             </w:tcMar>
-            <w:shd w:val="clear" w:color="auto" w:fill="DEEAF1"/>
           </w:tcPr>
           <w:p>
             <w:pPr>
@@ -6247,14 +6307,12 @@
         </w:tc>
         <w:tc>
           <w:tcPr>
-            <w:tcW w:w="6328" w:type="dxa"/>
             <w:tcMar>
               <w:top w:w="60" w:type="dxa"/>
               <w:left w:w="120" w:type="dxa"/>
               <w:bottom w:w="60" w:type="dxa"/>
               <w:right w:w="120" w:type="dxa"/>
             </w:tcMar>
-            <w:shd w:val="clear" w:color="auto" w:fill="DEEAF1"/>
           </w:tcPr>
           <w:p>
             <w:pPr>
@@ -6269,9 +6327,7 @@
       </w:tr>
       <w:tr>
         <w:tc>
-          <w:tcPr>
-            <w:tcW w:w="2460" w:type="dxa"/>
-          </w:tcPr>
+          <w:tcPr/>
           <w:p>
             <w:pPr>
               <w:pStyle w:val="Compact"/>
@@ -6283,7 +6339,6 @@
         </w:tc>
         <w:tc>
           <w:tcPr>
-            <w:tcW w:w="6328" w:type="dxa"/>
             <w:tcMar>
               <w:top w:w="60" w:type="dxa"/>
               <w:left w:w="120" w:type="dxa"/>
@@ -6347,9 +6402,7 @@
           </w:p>
         </w:tc>
         <w:tc>
-          <w:tcPr>
-            <w:tcW w:w="6328" w:type="dxa"/>
-          </w:tcPr>
+          <w:tcPr/>
           <w:p>
             <w:pPr>
               <w:pStyle w:val="Compact"/>
@@ -6362,19 +6415,10 @@
       </w:tr>
       <w:tr>
         <w:tc>
-          <w:tcPr>
-            <w:tcW w:w="2460" w:type="dxa"/>
-            <w:tcMar>
-              <w:top w:w="60" w:type="dxa"/>
-              <w:left w:w="120" w:type="dxa"/>
-              <w:bottom w:w="60" w:type="dxa"/>
-              <w:right w:w="120" w:type="dxa"/>
-            </w:tcMar>
-          </w:tcPr>
-          <w:p>
-            <w:pPr>
-              <w:pStyle w:val="Compact"/>
-              <w:wordWrap w:val="1"/>
+          <w:tcPr/>
+          <w:p>
+            <w:pPr>
+              <w:pStyle w:val="Compact"/>
             </w:pPr>
             <w:r>
               <w:t xml:space="preserve">QP-810</w:t>
@@ -6467,18 +6511,10 @@
       </w:tr>
       <w:tr>
         <w:tc>
-          <w:tcPr>
-            <w:tcMar>
-              <w:top w:w="60" w:type="dxa"/>
-              <w:left w:w="120" w:type="dxa"/>
-              <w:bottom w:w="60" w:type="dxa"/>
-              <w:right w:w="120" w:type="dxa"/>
-            </w:tcMar>
-          </w:tcPr>
-          <w:p>
-            <w:pPr>
-              <w:pStyle w:val="Compact"/>
-              <w:wordWrap w:val="1"/>
+          <w:tcPr/>
+          <w:p>
+            <w:pPr>
+              <w:pStyle w:val="Compact"/>
             </w:pPr>
             <w:r>
               <w:t xml:space="preserve">AS9102</w:t>
@@ -6486,18 +6522,10 @@
           </w:p>
         </w:tc>
         <w:tc>
-          <w:tcPr>
-            <w:tcMar>
-              <w:top w:w="60" w:type="dxa"/>
-              <w:left w:w="120" w:type="dxa"/>
-              <w:bottom w:w="60" w:type="dxa"/>
-              <w:right w:w="120" w:type="dxa"/>
-            </w:tcMar>
-          </w:tcPr>
-          <w:p>
-            <w:pPr>
-              <w:pStyle w:val="Compact"/>
-              <w:wordWrap w:val="1"/>
+          <w:tcPr/>
+          <w:p>
+            <w:pPr>
+              <w:pStyle w:val="Compact"/>
             </w:pPr>
             <w:r>
               <w:t xml:space="preserve">First Article Inspection 요구사항</w:t>
@@ -6540,7 +6568,7 @@
         </w:trPr>
         <w:tc>
           <w:tcPr>
-            <w:tcW w:w="2460" w:type="dxa"/>
+            <w:tcW w:w="1786" w:type="dxa"/>
             <w:tcMar>
               <w:top w:w="60" w:type="dxa"/>
               <w:left w:w="120" w:type="dxa"/>
@@ -6561,7 +6589,7 @@
         </w:tc>
         <w:tc>
           <w:tcPr>
-            <w:tcW w:w="6328" w:type="dxa"/>
+            <w:tcW w:w="7002" w:type="dxa"/>
             <w:tcMar>
               <w:top w:w="60" w:type="dxa"/>
               <w:left w:w="120" w:type="dxa"/>
@@ -6583,9 +6611,7 @@
       </w:tr>
       <w:tr>
         <w:tc>
-          <w:tcPr>
-            <w:tcW w:w="2460" w:type="dxa"/>
-          </w:tcPr>
+          <w:tcPr/>
           <w:p>
             <w:pPr>
               <w:pStyle w:val="Compact"/>
@@ -6597,7 +6623,7 @@
         </w:tc>
         <w:tc>
           <w:tcPr>
-            <w:tcW w:w="6328" w:type="dxa"/>
+            <w:tcW w:w="7002" w:type="dxa"/>
             <w:tcMar>
               <w:top w:w="60" w:type="dxa"/>
               <w:left w:w="120" w:type="dxa"/>
@@ -6630,6 +6656,7 @@
         </w:tc>
         <w:tc>
           <w:tcPr>
+            <w:tcW w:w="7002" w:type="dxa"/>
             <w:tcMar>
               <w:top w:w="60" w:type="dxa"/>
               <w:left w:w="120" w:type="dxa"/>
@@ -6661,9 +6688,7 @@
           </w:p>
         </w:tc>
         <w:tc>
-          <w:tcPr>
-            <w:tcW w:w="6328" w:type="dxa"/>
-          </w:tcPr>
+          <w:tcPr/>
           <w:p>
             <w:pPr>
               <w:pStyle w:val="Compact"/>
@@ -6676,8 +6701,19 @@
       </w:tr>
       <w:tr>
         <w:tc>
-          <w:tcPr>
-            <w:tcW w:w="2460" w:type="dxa"/>
+          <w:tcPr/>
+          <w:p>
+            <w:pPr>
+              <w:pStyle w:val="Compact"/>
+            </w:pPr>
+            <w:r>
+              <w:t xml:space="preserve">QF-817-04</w:t>
+            </w:r>
+          </w:p>
+        </w:tc>
+        <w:tc>
+          <w:tcPr>
+            <w:tcW w:w="7002" w:type="dxa"/>
             <w:tcMar>
               <w:top w:w="60" w:type="dxa"/>
               <w:left w:w="120" w:type="dxa"/>
@@ -6691,17 +6727,6 @@
               <w:wordWrap w:val="1"/>
             </w:pPr>
             <w:r>
-              <w:t xml:space="preserve">QF-817-04</w:t>
-            </w:r>
-          </w:p>
-        </w:tc>
-        <w:tc>
-          <w:tcPr/>
-          <w:p>
-            <w:pPr>
-              <w:pStyle w:val="Compact"/>
-            </w:pPr>
-            <w:r>
               <w:t xml:space="preserve">적합성 인증서 (CoC)</w:t>
             </w:r>
           </w:p>
@@ -6733,18 +6758,10 @@
       </w:tr>
       <w:tr>
         <w:tc>
-          <w:tcPr>
-            <w:tcMar>
-              <w:top w:w="60" w:type="dxa"/>
-              <w:left w:w="120" w:type="dxa"/>
-              <w:bottom w:w="60" w:type="dxa"/>
-              <w:right w:w="120" w:type="dxa"/>
-            </w:tcMar>
-          </w:tcPr>
-          <w:p>
-            <w:pPr>
-              <w:pStyle w:val="Compact"/>
-              <w:wordWrap w:val="1"/>
+          <w:tcPr/>
+          <w:p>
+            <w:pPr>
+              <w:pStyle w:val="Compact"/>
             </w:pPr>
             <w:r>
               <w:t xml:space="preserve">QF-817-06</w:t>
@@ -6752,18 +6769,10 @@
           </w:p>
         </w:tc>
         <w:tc>
-          <w:tcPr>
-            <w:tcMar>
-              <w:top w:w="60" w:type="dxa"/>
-              <w:left w:w="120" w:type="dxa"/>
-              <w:bottom w:w="60" w:type="dxa"/>
-              <w:right w:w="120" w:type="dxa"/>
-            </w:tcMar>
-          </w:tcPr>
-          <w:p>
-            <w:pPr>
-              <w:pStyle w:val="Compact"/>
-              <w:wordWrap w:val="1"/>
+          <w:tcPr/>
+          <w:p>
+            <w:pPr>
+              <w:pStyle w:val="Compact"/>
             </w:pPr>
             <w:r>
               <w:t xml:space="preserve">위임검사원 자격 평가서</w:t>
@@ -7390,8 +7399,8 @@
     <w:rPrDefault>
       <w:rPr>
         <w:rFonts w:asciiTheme="minorHAnsi" w:cstheme="minorBidi" w:eastAsiaTheme="minorEastAsia" w:hAnsiTheme="minorHAnsi"/>
-        <w:sz w:val="24"/>
-        <w:szCs w:val="24"/>
+        <w:sz w:val="20"/>
+        <w:szCs w:val="20"/>
         <w:lang w:bidi="ar-SA" w:eastAsia="zh-CN" w:val="en-US"/>
       </w:rPr>
     </w:rPrDefault>
@@ -7459,8 +7468,8 @@
     </w:pPr>
     <w:rPr>
       <w:rFonts w:asciiTheme="majorHAnsi" w:cstheme="majorBidi" w:eastAsiaTheme="majorEastAsia" w:hAnsiTheme="majorHAnsi"/>
-      <w:sz w:val="56"/>
-      <w:szCs w:val="56"/>
+      <w:sz w:val="44"/>
+      <w:szCs w:val="44"/>
     </w:rPr>
   </w:style>
   <w:style w:customStyle="1" w:styleId="TitleChar" w:type="character">
@@ -7471,8 +7480,8 @@
     <w:rsid w:val="00A10FD9"/>
     <w:rPr>
       <w:rFonts w:asciiTheme="majorHAnsi" w:cstheme="majorBidi" w:eastAsiaTheme="majorEastAsia" w:hAnsiTheme="majorHAnsi"/>
-      <w:sz w:val="56"/>
-      <w:szCs w:val="56"/>
+      <w:sz w:val="44"/>
+      <w:szCs w:val="44"/>
     </w:rPr>
   </w:style>
   <w:style w:styleId="Subtitle" w:type="paragraph">
@@ -7594,8 +7603,8 @@
     <w:rPr>
       <w:rFonts w:asciiTheme="majorHAnsi" w:cstheme="majorBidi" w:eastAsiaTheme="majorEastAsia" w:hAnsiTheme="majorHAnsi"/>
       <w:color w:themeColor="accent1" w:themeShade="BF" w:val="0F4761"/>
-      <w:sz w:val="40"/>
-      <w:szCs w:val="40"/>
+      <w:sz w:val="32"/>
+      <w:szCs w:val="32"/>
     </w:rPr>
   </w:style>
   <w:style w:styleId="Heading2" w:type="paragraph">
@@ -7785,8 +7794,8 @@
     <w:rPr>
       <w:rFonts w:asciiTheme="majorHAnsi" w:cstheme="majorBidi" w:eastAsiaTheme="majorEastAsia" w:hAnsiTheme="majorHAnsi"/>
       <w:color w:themeColor="accent1" w:themeShade="BF" w:val="0F4761"/>
-      <w:sz w:val="40"/>
-      <w:szCs w:val="40"/>
+      <w:sz w:val="32"/>
+      <w:szCs w:val="32"/>
     </w:rPr>
   </w:style>
   <w:style w:customStyle="1" w:styleId="Heading2Char" w:type="character">
